--- a/werkdocument/Portfoliopaspoort.docx
+++ b/werkdocument/Portfoliopaspoort.docx
@@ -573,7 +573,7 @@
           <w:b/>
           <w:i w:val="0"/>
         </w:rPr>
-        <w:t>Vraag 4. Je deelde je map met je leraar als Lezer. Noem één ding dat je leraar nu WÉL mag doen en één ding dat je leraar NIET mag doen.</w:t>
+        <w:t>Vraag 4. Je deelde je map met je leraar als Kijker. Noem één ding dat je leraar nu WÉL mag doen en één ding dat je leraar NIET mag doen.</w:t>
       </w:r>
     </w:p>
     <w:p>
@@ -743,7 +743,7 @@
         <w:spacing w:after="40"/>
       </w:pPr>
       <w:r>
-        <w:t>☐  Mijn map is gedeeld met mijn leraar als Lezer.</w:t>
+        <w:t>☐  Mijn map is gedeeld met mijn leraar als Kijker.</w:t>
       </w:r>
     </w:p>
     <w:p>

--- a/werkdocument/Portfoliopaspoort.docx
+++ b/werkdocument/Portfoliopaspoort.docx
@@ -98,7 +98,7 @@
         <w:spacing w:after="40"/>
       </w:pPr>
       <w:r>
-        <w:t>1.  Links op je scherm staat de lespagina. Daar lees je wat je moet doen.</w:t>
+        <w:t>1.  Op de lespagina lees je wat je moet doen, stap voor stap.</w:t>
       </w:r>
     </w:p>
     <w:p>
@@ -122,7 +122,7 @@
         <w:spacing w:after="40"/>
       </w:pPr>
       <w:r>
-        <w:t>4.  Alleen DIT document lever je in via Google Classroom.</w:t>
+        <w:t>4.  Alleen DIT document lever je in.</w:t>
       </w:r>
     </w:p>
     <w:p>
@@ -147,7 +147,7 @@
           <w:b/>
           <w:i w:val="0"/>
         </w:rPr>
-        <w:t>Vraag 1. Je bewaart een verslag in de map Downloads van je Chromebook. Morgen krijg je een ander toestel. Kan je je verslag dan nog openen? Leg uit in één zin.</w:t>
+        <w:t>Vraag 1. Je hebt het zip-bestand uitgepakt. Waar staan de vijf bestanden dan: op de computer of in Drive? En kan je ze thuis openen? Leg uit in één zin.</w:t>
       </w:r>
     </w:p>
     <w:p>
@@ -528,7 +528,7 @@
           <w:color w:val="4D5573"/>
           <w:sz w:val="19"/>
         </w:rPr>
-        <w:t>Plak hieronder je screenshot: Invoegen › Afbeelding › Uploaden vanaf computer › Downloads.</w:t>
+        <w:t>Plak hieronder je schermafbeelding met Ctrl + V.</w:t>
       </w:r>
     </w:p>
     <w:p>
@@ -542,7 +542,7 @@
           <w:color w:val="4D5573"/>
           <w:sz w:val="19"/>
         </w:rPr>
-        <w:t>Op je screenshot moet je de naam van je hoofdmap én je vijf submappen kunnen lezen.</w:t>
+        <w:t>Op je schermafbeelding moet je de naam van je hoofdmap én je vijf mappen kunnen lezen.</w:t>
       </w:r>
     </w:p>
     <w:p/>
@@ -703,7 +703,15 @@
         <w:spacing w:after="40"/>
       </w:pPr>
       <w:r>
-        <w:t>☐  Ik heb 5 submappen, genummerd 01 tot 05.</w:t>
+        <w:t>☐  Ik heb 5 mappen, genummerd 01 tot 05.</w:t>
+      </w:r>
+    </w:p>
+    <w:p>
+      <w:pPr>
+        <w:spacing w:after="40"/>
+      </w:pPr>
+      <w:r>
+        <w:t>☐  Mijn 5 bestanden staan in Drive, niet meer alleen in Downloads.</w:t>
       </w:r>
     </w:p>
     <w:p>
@@ -735,7 +743,7 @@
         <w:spacing w:after="40"/>
       </w:pPr>
       <w:r>
-        <w:t>☐  Mijn screenshot staat in deel 3.</w:t>
+        <w:t>☐  Mijn schermafbeelding staat in deel 3 en is leesbaar.</w:t>
       </w:r>
     </w:p>
     <w:p>
@@ -743,7 +751,7 @@
         <w:spacing w:after="40"/>
       </w:pPr>
       <w:r>
-        <w:t>☐  Mijn map is gedeeld met mijn leraar als Kijker.</w:t>
+        <w:t>☐  Mijn map is gedeeld met mijn leraar als Kijker, en ik ben nog eigenaar.</w:t>
       </w:r>
     </w:p>
     <w:p>
